--- a/Statistics_for_Decision_Making_Assignment.docx
+++ b/Statistics_for_Decision_Making_Assignment.docx
@@ -9,11 +9,39 @@
           <w:color w:val="000000" w:themeColor="text1"/>
         </w:rPr>
       </w:pPr>
+    </w:p>
+    <w:p>
+      <w:pPr>
+        <w:pStyle w:val="Heading1"/>
+        <w:rPr>
+          <w:color w:val="000000" w:themeColor="text1"/>
+        </w:rPr>
+      </w:pPr>
       <w:r>
         <w:rPr>
           <w:color w:val="000000" w:themeColor="text1"/>
         </w:rPr>
-        <w:t>Statistics for Decision Making – Coding Assignment</w:t>
+        <w:t>https://github.com/Vivek281212/Data_Analytics.git</w:t>
+      </w:r>
+    </w:p>
+    <w:p>
+      <w:pPr>
+        <w:pStyle w:val="Heading1"/>
+        <w:rPr>
+          <w:color w:val="000000" w:themeColor="text1"/>
+        </w:rPr>
+      </w:pPr>
+      <w:r>
+        <w:rPr>
+          <w:color w:val="000000" w:themeColor="text1"/>
+        </w:rPr>
+        <w:t>S</w:t>
+      </w:r>
+      <w:r>
+        <w:rPr>
+          <w:color w:val="000000" w:themeColor="text1"/>
+        </w:rPr>
+        <w:t>tatistics for Decision Making – Coding Assignment</w:t>
       </w:r>
     </w:p>
     <w:p>
@@ -146,6 +174,9 @@
       </w:r>
       <w:r>
         <w:br/>
+      </w:r>
+      <w:r>
+        <w:lastRenderedPageBreak/>
         <w:t>P(X=3 out of 10) = 0.260</w:t>
       </w:r>
       <w:r>
@@ -165,7 +196,6 @@
         <w:br/>
       </w:r>
       <w:r>
-        <w:lastRenderedPageBreak/>
         <w:t>4…</w:t>
       </w:r>
       <w:r>
@@ -216,6 +246,173 @@
       </w:r>
       <w:r>
         <w:br/>
+      </w:r>
+    </w:p>
+    <w:p/>
+    <w:p/>
+    <w:p>
+      <w:r>
+        <w:t>---Python Code---</w:t>
+      </w:r>
+    </w:p>
+    <w:p>
+      <w:r>
+        <w:t>import pandas as pd</w:t>
+      </w:r>
+    </w:p>
+    <w:p>
+      <w:r>
+        <w:t>import numpy as np</w:t>
+      </w:r>
+    </w:p>
+    <w:p>
+      <w:r>
+        <w:t>from scipy import stats</w:t>
+      </w:r>
+    </w:p>
+    <w:p/>
+    <w:p>
+      <w:r>
+        <w:t>df['Date'] = pd.to_datetime(df['Date'], dayfirst=True)</w:t>
+      </w:r>
+    </w:p>
+    <w:p/>
+    <w:p>
+      <w:r>
+        <w:t># 1. Altona test</w:t>
+      </w:r>
+    </w:p>
+    <w:p>
+      <w:r>
+        <w:t>altona = df[(df['Suburb']=='Altona') &amp; df['Price'].notna()]['Price']</w:t>
+      </w:r>
+    </w:p>
+    <w:p>
+      <w:r>
+        <w:t>t_stat, p_value = stats.ttest_1samp(altona, 800000, alternative='greater')</w:t>
+      </w:r>
+    </w:p>
+    <w:p/>
+    <w:p>
+      <w:r>
+        <w:t>print("Altona Price Test:")</w:t>
+      </w:r>
+    </w:p>
+    <w:p>
+      <w:r>
+        <w:lastRenderedPageBreak/>
+        <w:t>print("Mean:", altona.mean())</w:t>
+      </w:r>
+    </w:p>
+    <w:p>
+      <w:r>
+        <w:t>print("p-value:", p_value)</w:t>
+      </w:r>
+    </w:p>
+    <w:p/>
+    <w:p>
+      <w:r>
+        <w:t># 2. 2016 summer vs winter</w:t>
+      </w:r>
+    </w:p>
+    <w:p>
+      <w:r>
+        <w:t>df16 = df[df['Date'].dt.year==2016]</w:t>
+      </w:r>
+    </w:p>
+    <w:p>
+      <w:r>
+        <w:t>df16 = df16[df16['Price'].notna()]</w:t>
+      </w:r>
+    </w:p>
+    <w:p>
+      <w:r>
+        <w:t>winter_months = [10,11,12,1,2,3]</w:t>
+      </w:r>
+    </w:p>
+    <w:p>
+      <w:r>
+        <w:t>winter = df16[df16['Date'].dt.month.isin(winter_months)]['Price']</w:t>
+      </w:r>
+    </w:p>
+    <w:p>
+      <w:r>
+        <w:t>summer = df16[~df16['Date'].dt.month.isin(winter_months)]['Price']</w:t>
+      </w:r>
+    </w:p>
+    <w:p>
+      <w:r>
+        <w:t>t2, p2 = stats.ttest_ind(winter, summer, equal_var=False)</w:t>
+      </w:r>
+    </w:p>
+    <w:p/>
+    <w:p>
+      <w:r>
+        <w:t>print("\nSeasonal Price Comparison 2016:")</w:t>
+      </w:r>
+    </w:p>
+    <w:p>
+      <w:r>
+        <w:t>print("Winter mean:", winter.mean())</w:t>
+      </w:r>
+    </w:p>
+    <w:p>
+      <w:r>
+        <w:t>print("Summer mean:", summer.mean())</w:t>
+      </w:r>
+    </w:p>
+    <w:p>
+      <w:r>
+        <w:t>print("p-value:", p2)</w:t>
+      </w:r>
+    </w:p>
+    <w:p/>
+    <w:p>
+      <w:r>
+        <w:t># 3,4,5 Abbotsford</w:t>
+      </w:r>
+    </w:p>
+    <w:p>
+      <w:r>
+        <w:t>abb = df[df['Suburb']=='Abbotsford']</w:t>
+      </w:r>
+    </w:p>
+    <w:p>
+      <w:r>
+        <w:t>p_car0 = (abb['Car']==0).mean()</w:t>
+      </w:r>
+    </w:p>
+    <w:p>
+      <w:r>
+        <w:t>prob_3_no_car = stats.binom.pmf(3,10,p_car0)</w:t>
+      </w:r>
+    </w:p>
+    <w:p/>
+    <w:p>
+      <w:r>
+        <w:t>p_rooms3 = (abb['Rooms']==3).mean()</w:t>
+      </w:r>
+    </w:p>
+    <w:p>
+      <w:r>
+        <w:t>p_bath2 = (abb['Bathroom']==2).mean()</w:t>
+      </w:r>
+    </w:p>
+    <w:p/>
+    <w:p>
+      <w:r>
+        <w:t>print("\nProbability of 3 out of 10 no car:", round(prob_3_no_car,3))</w:t>
+      </w:r>
+    </w:p>
+    <w:p>
+      <w:r>
+        <w:t>print("Probability Rooms = 3:", round(p_rooms3,3))</w:t>
+      </w:r>
+    </w:p>
+    <w:p>
+      <w:r>
+        <w:lastRenderedPageBreak/>
+        <w:t>print("Probability Bathrooms = 2:", round(p_bath2,3))</w:t>
       </w:r>
     </w:p>
     <w:sectPr>
